--- a/IQOQDQ/OQ_HMI/Machine type/VI 10/View_SettingsView_V0058_00_PastPusherView.docx
+++ b/IQOQDQ/OQ_HMI/Machine type/VI 10/View_SettingsView_V0058_00_PastPusherView.docx
@@ -54,6 +54,9 @@
             </w:r>
             <w:r>
               <w:t>Past Pusher\Past Pusher</w:t>
+            </w:r>
+            <w:r>
+              <w:t>, bottom</w:t>
             </w:r>
           </w:p>
         </w:tc>
